--- a/Skill/Week 3/Task 3.2.docx
+++ b/Skill/Week 3/Task 3.2.docx
@@ -16,7 +16,21 @@
           <w:bCs w:val="1"/>
           <w:rtl w:val="0"/>
         </w:rPr>
-        <w:t xml:space="preserve">Design an experiment to observe process state transitions (Ready, Running, Waiting, Terminated) using Linux monitoring tools such as ps, top, and /proc. Document the observations.</w:t>
+        <w:t xml:space="preserve">To Apply Double Quotes, Preserve Spaces, Allow Variable Expansion, Parse Nested Tokens, Validate Outputs, Test Quoted Commands      </w:t>
+      </w:r>
+    </w:p>
+    <w:p>
+      <w:pPr>
+        <w:jc w:val="both"/>
+        <w:rPr>
+          <w:b w:val="1"/>
+          <w:bCs w:val="1"/>
+        </w:rPr>
+      </w:pPr>
+      <w:r>
+        <w:rPr>
+          <w:rtl w:val="0"/>
+        </w:rPr>
       </w:r>
     </w:p>
     <w:p>
@@ -65,7 +79,7 @@
         </w:rPr>
         <w:drawing>
           <wp:inline distB="114300" distT="114300" distL="114300" distR="114300">
-            <wp:extent cx="2290763" cy="1832610"/>
+            <wp:extent cx="4791075" cy="2990850"/>
             <wp:effectExtent b="0" l="0" r="0" t="0"/>
             <wp:docPr id="2" name="image1.png"/>
             <a:graphic>
@@ -85,7 +99,7 @@
                   <pic:spPr>
                     <a:xfrm>
                       <a:off x="0" y="0"/>
-                      <a:ext cx="2290763" cy="1832610"/>
+                      <a:ext cx="4791075" cy="2990850"/>
                     </a:xfrm>
                     <a:prstGeom prst="rect"/>
                     <a:ln/>
@@ -150,10 +164,7 @@
     <w:p>
       <w:pPr>
         <w:jc w:val="both"/>
-        <w:rPr>
-          <w:b w:val="1"/>
-          <w:bCs w:val="1"/>
-        </w:rPr>
+        <w:rPr/>
       </w:pPr>
       <w:r>
         <w:rPr>
@@ -162,7 +173,7 @@
         </w:rPr>
         <w:drawing>
           <wp:inline distB="114300" distT="114300" distL="114300" distR="114300">
-            <wp:extent cx="4735804" cy="4710113"/>
+            <wp:extent cx="5943600" cy="889000"/>
             <wp:effectExtent b="0" l="0" r="0" t="0"/>
             <wp:docPr id="1" name="image2.png"/>
             <a:graphic>
@@ -182,7 +193,7 @@
                   <pic:spPr>
                     <a:xfrm>
                       <a:off x="0" y="0"/>
-                      <a:ext cx="4735804" cy="4710113"/>
+                      <a:ext cx="5943600" cy="889000"/>
                     </a:xfrm>
                     <a:prstGeom prst="rect"/>
                     <a:ln/>
@@ -193,90 +204,6 @@
           </wp:inline>
         </w:drawing>
       </w:r>
-      <w:r>
-        <w:rPr>
-          <w:rtl w:val="0"/>
-        </w:rPr>
-      </w:r>
-    </w:p>
-    <w:p>
-      <w:pPr>
-        <w:jc w:val="both"/>
-        <w:rPr/>
-      </w:pPr>
-      <w:r>
-        <w:rPr>
-          <w:b w:val="1"/>
-          <w:bCs w:val="1"/>
-          <w:rtl w:val="0"/>
-        </w:rPr>
-        <w:t xml:space="preserve">Observation:</w:t>
-      </w:r>
-      <w:r>
-        <w:rPr>
-          <w:rtl w:val="0"/>
-        </w:rPr>
-        <w:t xml:space="preserve"> The </w:t>
-      </w:r>
-      <w:r>
-        <w:rPr>
-          <w:rFonts w:ascii="Roboto Mono" w:cs="Roboto Mono" w:eastAsia="Roboto Mono" w:hAnsi="Roboto Mono"/>
-          <w:color w:val="188038"/>
-          <w:rtl w:val="0"/>
-        </w:rPr>
-        <w:t xml:space="preserve">top</w:t>
-      </w:r>
-      <w:r>
-        <w:rPr>
-          <w:rtl w:val="0"/>
-        </w:rPr>
-        <w:t xml:space="preserve"> command showed 27 processes: 1 running, 26 sleeping, 0 stopped, and 0 zombie processes. The </w:t>
-      </w:r>
-      <w:r>
-        <w:rPr>
-          <w:rFonts w:ascii="Roboto Mono" w:cs="Roboto Mono" w:eastAsia="Roboto Mono" w:hAnsi="Roboto Mono"/>
-          <w:color w:val="188038"/>
-          <w:rtl w:val="0"/>
-        </w:rPr>
-        <w:t xml:space="preserve">R</w:t>
-      </w:r>
-      <w:r>
-        <w:rPr>
-          <w:rtl w:val="0"/>
-        </w:rPr>
-        <w:t xml:space="preserve"> state represents a running/runnable process, while </w:t>
-      </w:r>
-      <w:r>
-        <w:rPr>
-          <w:rFonts w:ascii="Roboto Mono" w:cs="Roboto Mono" w:eastAsia="Roboto Mono" w:hAnsi="Roboto Mono"/>
-          <w:color w:val="188038"/>
-          <w:rtl w:val="0"/>
-        </w:rPr>
-        <w:t xml:space="preserve">S</w:t>
-      </w:r>
-      <w:r>
-        <w:rPr>
-          <w:rtl w:val="0"/>
-        </w:rPr>
-        <w:t xml:space="preserve"> represents a sleeping/waiting process. Most processes were in the sleeping state because they were waiting for events or CPU time. No stopped or zombie processes were observed during the experiment.</w:t>
-      </w:r>
-    </w:p>
-    <w:p>
-      <w:pPr>
-        <w:jc w:val="both"/>
-        <w:rPr/>
-      </w:pPr>
-      <w:r>
-        <w:rPr>
-          <w:rtl w:val="0"/>
-        </w:rPr>
-      </w:r>
-    </w:p>
-    <w:p>
-      <w:pPr>
-        <w:jc w:val="both"/>
-        <w:rPr/>
-      </w:pPr>
       <w:r>
         <w:rPr>
           <w:rtl w:val="0"/>
